--- a/pdf/PULSE-SAF-001_Safety_Concept.docx
+++ b/pdf/PULSE-SAF-001_Safety_Concept.docx
@@ -667,6 +667,14 @@
     </w:p>
     <w:p>
       <w:pPr>
+        <w:pStyle w:val="BodyText"/>
+      </w:pPr>
+      <w:r>
+        <w:t xml:space="preserve">Abbreviations used here are defined in the glossary, PULSE-StRS-001 section 8.</w:t>
+      </w:r>
+    </w:p>
+    <w:p>
+      <w:pPr>
         <w:pStyle w:val="Heading1"/>
       </w:pPr>
       <w:bookmarkStart w:id="23" w:name="item-definition-sr-1"/>
@@ -839,7 +847,7 @@
               <w:jc w:val="left"/>
             </w:pPr>
             <w:r>
-              <w:t xml:space="preserve">Passenger car or race car with a single driver; cluster is the primary source of speed and gear information; a separate motion controller executes braking on a real vehicle (on the desk rig the simulator stands in)</w:t>
+              <w:t xml:space="preserve">A passenger car or race car with a single driver. The cluster is the primary source of speed and gear information. On a real vehicle a separate motion controller executes braking; on the desk rig the simulator stands in for it</w:t>
             </w:r>
           </w:p>
         </w:tc>
@@ -1554,7 +1562,15 @@
         <w:pStyle w:val="FirstParagraph"/>
       </w:pPr>
       <w:r>
-        <w:t xml:space="preserve">Ratings follow ISO 26262-3 severity S0 to S3, exposure E0 to E4, controllability C0 to C3. The ASIL column is the table lookup, not a claim.</w:t>
+        <w:t xml:space="preserve">Ratings follow ISO 26262-3: severity S0 to S3, exposure E0 to E4, controllability C0 to C3. The ASIL column is what the standard’s table returns for that combination. It is a lookup, not a claim about the software.</w:t>
+      </w:r>
+    </w:p>
+    <w:p>
+      <w:pPr>
+        <w:pStyle w:val="BodyText"/>
+      </w:pPr>
+      <w:r>
+        <w:t xml:space="preserve">Worked example, reading H-7 below, the highest rating in the table. The malfunction is a false detection of drowsiness that starts the manoeuvre while the driver is attentive. The effect is unintended braking in moving traffic, which can injure severely, so severity is S3. It applies during highway cruise, which almost every drive includes, so exposure is E4. A driver who is alert can react and override, so controllability is C2, not C3. S3 with E4 and C2 returns ASIL C. Every other row reads the same way.</w:t>
       </w:r>
     </w:p>
     <w:tbl>
@@ -2667,7 +2683,7 @@
         <w:pStyle w:val="FirstParagraph"/>
       </w:pPr>
       <w:r>
-        <w:t xml:space="preserve">A rendering fault shall not present a plausible but wrong value. Proposed approach for the demonstrator: a heartbeat glyph on the cluster that the renderer toggles every frame from the signal timestamp, so a frozen renderer is visible within one second; and a self-check that the drawn speed numeral equals the state value. A production programme would need a qualified renderer or an output-verifying supervisor (DD-1 in PULSE-SAD-001). Planned sprint 3.</w:t>
+        <w:t xml:space="preserve">A rendering fault shall not present a plausible but wrong value. Two mechanisms are proposed for the demonstrator. First, a heartbeat glyph that the renderer toggles every frame from the signal timestamp, so a frozen renderer becomes visible within one second. Second, a self-check that the speed numeral actually drawn matches the state value. A production programme would need more than this: a qualified renderer, or a supervisor that verifies the output (DD-1 in PULSE-SAD-001). Planned sprint 3.</w:t>
       </w:r>
     </w:p>
     <w:p>
@@ -3693,7 +3709,7 @@
               <w:jc w:val="left"/>
             </w:pPr>
             <w:r>
-              <w:t xml:space="preserve">Section 2 of this document; not yet safety-reviewed</w:t>
+              <w:t xml:space="preserve">Section 2 of this document</w:t>
             </w:r>
           </w:p>
         </w:tc>

--- a/pdf/PULSE-SAF-001_Safety_Concept.docx
+++ b/pdf/PULSE-SAF-001_Safety_Concept.docx
@@ -79,7 +79,7 @@
         <w:pStyle w:val="Date"/>
       </w:pPr>
       <w:r>
-        <w:t xml:space="preserve">2026-09-03</w:t>
+        <w:t xml:space="preserve">2026-09-08</w:t>
       </w:r>
     </w:p>
     <w:sdt>
@@ -231,7 +231,7 @@
               <w:jc w:val="left"/>
             </w:pPr>
             <w:r>
-              <w:t xml:space="preserve">0.9.2</w:t>
+              <w:t xml:space="preserve">0.9.3</w:t>
             </w:r>
           </w:p>
         </w:tc>
@@ -279,7 +279,7 @@
               <w:jc w:val="left"/>
             </w:pPr>
             <w:r>
-              <w:t xml:space="preserve">2026-09-03</w:t>
+              <w:t xml:space="preserve">2026-09-08</w:t>
             </w:r>
           </w:p>
         </w:tc>
@@ -634,6 +634,52 @@
             </w:pPr>
             <w:r>
               <w:t xml:space="preserve">SR-9 evidence updated for the regression suite</w:t>
+            </w:r>
+          </w:p>
+        </w:tc>
+      </w:tr>
+      <w:tr>
+        <w:tc>
+          <w:p>
+            <w:pPr>
+              <w:pStyle w:val="Compact"/>
+              <w:jc w:val="left"/>
+            </w:pPr>
+            <w:r>
+              <w:t xml:space="preserve">0.9.3</w:t>
+            </w:r>
+          </w:p>
+        </w:tc>
+        <w:tc>
+          <w:p>
+            <w:pPr>
+              <w:pStyle w:val="Compact"/>
+              <w:jc w:val="left"/>
+            </w:pPr>
+            <w:r>
+              <w:t xml:space="preserve">2026-09-08</w:t>
+            </w:r>
+          </w:p>
+        </w:tc>
+        <w:tc>
+          <w:p>
+            <w:pPr>
+              <w:pStyle w:val="Compact"/>
+              <w:jc w:val="left"/>
+            </w:pPr>
+            <w:r>
+              <w:t xml:space="preserve">A. Abdelghany</w:t>
+            </w:r>
+          </w:p>
+        </w:tc>
+        <w:tc>
+          <w:p>
+            <w:pPr>
+              <w:pStyle w:val="Compact"/>
+              <w:jc w:val="left"/>
+            </w:pPr>
+            <w:r>
+              <w:t xml:space="preserve">Worked ASIL derivation added for H-7 so the S, E and C columns can be read without knowing the method. SM-2 and the item-definition context reworded. SR-1 evidence tightened. Glossary pointer added</w:t>
             </w:r>
           </w:p>
         </w:tc>
